--- a/export/pieces/statut-chien-citoyen.docx
+++ b/export/pieces/statut-chien-citoyen.docx
@@ -34,6 +34,165 @@
       </w:pPr>
       <w:r>
         <w:t>Statut « chien·ne citoyen·ne de Paris » — note de conception (29/09/2026)</w:t>
+      </w:r>
+    </w:p>
+    <w:p>
+      <w:pPr>
+        <w:pStyle w:val="Heading2"/>
+      </w:pPr>
+      <w:r>
+        <w:t>Sommaire</w:t>
+      </w:r>
+    </w:p>
+    <w:p>
+      <w:pPr>
+        <w:pStyle w:val="ListBullet"/>
+      </w:pPr>
+      <w:r>
+        <w:rPr>
+          <w:b w:val="0"/>
+        </w:rPr>
+        <w:t>0. Le verdict d'abord</w:t>
+      </w:r>
+    </w:p>
+    <w:p>
+      <w:pPr>
+        <w:pStyle w:val="ListBullet"/>
+      </w:pPr>
+      <w:r>
+        <w:rPr>
+          <w:b w:val="0"/>
+        </w:rPr>
+        <w:t>1. Le dispositif, brique par brique</w:t>
+      </w:r>
+    </w:p>
+    <w:p>
+      <w:pPr>
+        <w:pStyle w:val="ListBullet2"/>
+      </w:pPr>
+      <w:r>
+        <w:rPr>
+          <w:b w:val="0"/>
+        </w:rPr>
+        <w:t>1.1 Registre et identification</w:t>
+      </w:r>
+    </w:p>
+    <w:p>
+      <w:pPr>
+        <w:pStyle w:val="ListBullet2"/>
+      </w:pPr>
+      <w:r>
+        <w:rPr>
+          <w:b w:val="0"/>
+        </w:rPr>
+        <w:t>1.2 Le bâton</w:t>
+      </w:r>
+    </w:p>
+    <w:p>
+      <w:pPr>
+        <w:pStyle w:val="ListBullet2"/>
+      </w:pPr>
+      <w:r>
+        <w:rPr>
+          <w:b w:val="0"/>
+        </w:rPr>
+        <w:t>1.3 La carotte</w:t>
+      </w:r>
+    </w:p>
+    <w:p>
+      <w:pPr>
+        <w:pStyle w:val="ListBullet2"/>
+      </w:pPr>
+      <w:r>
+        <w:rPr>
+          <w:b w:val="0"/>
+        </w:rPr>
+        <w:t>1.4 Gouvernance et sortie</w:t>
+      </w:r>
+    </w:p>
+    <w:p>
+      <w:pPr>
+        <w:pStyle w:val="ListBullet"/>
+      </w:pPr>
+      <w:r>
+        <w:rPr>
+          <w:b w:val="0"/>
+        </w:rPr>
+        <w:t>2. Qui peut faire quoi (le vrai tableau de contraintes)</w:t>
+      </w:r>
+    </w:p>
+    <w:p>
+      <w:pPr>
+        <w:pStyle w:val="ListBullet"/>
+      </w:pPr>
+      <w:r>
+        <w:rPr>
+          <w:b w:val="0"/>
+        </w:rPr>
+        <w:t>3. Chiffrage</w:t>
+      </w:r>
+    </w:p>
+    <w:p>
+      <w:pPr>
+        <w:pStyle w:val="ListBullet2"/>
+      </w:pPr>
+      <w:r>
+        <w:t>[3.1 Coûts (base Saint-Omer, extrapolation Paris [E])](#31-coûts-base-saint-omer-extrapolation-paris-e)</w:t>
+      </w:r>
+    </w:p>
+    <w:p>
+      <w:pPr>
+        <w:pStyle w:val="ListBullet2"/>
+      </w:pPr>
+      <w:r>
+        <w:rPr>
+          <w:b w:val="0"/>
+        </w:rPr>
+        <w:t>3.2 Recettes et transferts</w:t>
+      </w:r>
+    </w:p>
+    <w:p>
+      <w:pPr>
+        <w:pStyle w:val="ListBullet"/>
+      </w:pPr>
+      <w:r>
+        <w:rPr>
+          <w:b w:val="0"/>
+        </w:rPr>
+        <w:t>4. Les cinq décisions à trancher (ce sont elles, le projet politique)</w:t>
+      </w:r>
+    </w:p>
+    <w:p>
+      <w:pPr>
+        <w:pStyle w:val="ListBullet"/>
+      </w:pPr>
+      <w:r>
+        <w:rPr>
+          <w:b w:val="0"/>
+        </w:rPr>
+        <w:t>5. Objections à anticiper (sinon elles tueront le projet)</w:t>
+      </w:r>
+    </w:p>
+    <w:p>
+      <w:pPr>
+        <w:pStyle w:val="ListBullet"/>
+      </w:pPr>
+      <w:r>
+        <w:rPr>
+          <w:b w:val="0"/>
+        </w:rPr>
+        <w:t>6. Positionnement : la formulation qui peut devenir majoritaire</w:t>
+      </w:r>
+    </w:p>
+    <w:p>
+      <w:pPr>
+        <w:pStyle w:val="ListBullet"/>
+      </w:pPr>
+      <w:r>
+        <w:rPr>
+          <w:b w:val="0"/>
+        </w:rPr>
+        <w:t>7. Prochaines étapes (coût, délai)</w:t>
       </w:r>
     </w:p>
     <w:p>

--- a/export/pieces/statut-chien-citoyen.docx
+++ b/export/pieces/statut-chien-citoyen.docx
@@ -884,7 +884,16 @@
     </w:p>
     <w:p>
       <w:r>
-        <w:t>D5. Le périmètre pilote : le 20e (6 133 chiens identifiés, 45 sièges de conseillers) ou le 10e (3 580 chiens, 19 sièges) ; le 8e a déjà l'infrastructure mais peu de chiens.</w:t>
+        <w:t xml:space="preserve">D5. Le périmètre pilote : </w:t>
+      </w:r>
+      <w:r>
+        <w:rPr>
+          <w:b/>
+        </w:rPr>
+        <w:t>le 13e, arbitré le 29/09/2026</w:t>
+      </w:r>
+      <w:r>
+        <w:t xml:space="preserve"> — c'est là que vivent les volontaires qui comptent, et l'arrondissement tient tout le reste (environ 180 000 habitants, 43 sièges au conseil d'arrondissement, majorité stable, 62 espaces verts ouverts au public, petite ceinture à la Poterne des Peupliers déjà hors laisse). Alternatives : le 20e (6 133 chiens identifiés, 45 sièges) ou le 10e (3 580 chiens, 19 sièges) ; le 8e a l'infrastructure mais peu de chiens. Le nombre de chiens identifiés dans le 13e reste à obtenir par demande écrite.</w:t>
       </w:r>
     </w:p>
     <w:p>
@@ -1035,7 +1044,7 @@
         <w:pStyle w:val="ListNumber"/>
       </w:pPr>
       <w:r>
-        <w:t>Entretien PARC.C + une réunion publique dans le 20e pour tester la formulation et la disposition à adhérer — 0 €.</w:t>
+        <w:t>Entretien PARC.C + une réunion publique dans le 13e pour tester la formulation et la disposition à adhérer — 0 €.</w:t>
       </w:r>
     </w:p>
     <w:p>
